--- a/Coding 2 - year/Unit 3 - Advanced Functions & Algorithms/Daily Lesson Plans/Word/Day 12.docx
+++ b/Coding 2 - year/Unit 3 - Advanced Functions & Algorithms/Daily Lesson Plans/Word/Day 12.docx
@@ -50,12 +50,15 @@
               </w:rPr>
               <w:t xml:space="preserve">Coding II — Full Year</w:t>
             </w:r>
-          </w:p>
-          <w:p>
-            <w:pPr>
-              <w:spacing w:before="40"/>
-              <w:jc w:val="center"/>
-            </w:pPr>
+            <w:r>
+              <w:rPr>
+                <w:rFonts w:ascii="Arial" w:cs="Arial" w:eastAsia="Arial" w:hAnsi="Arial"/>
+                <w:sz w:val="16"/>
+                <w:szCs w:val="16"/>
+              </w:rPr>
+              <w:br/>
+              <w:t xml:space="preserve"/>
+            </w:r>
             <w:r>
               <w:rPr>
                 <w:rFonts w:ascii="Arial" w:cs="Arial" w:eastAsia="Arial" w:hAnsi="Arial"/>
@@ -83,7 +86,7 @@
           <w:rFonts w:ascii="Arial" w:cs="Arial" w:eastAsia="Arial" w:hAnsi="Arial"/>
           <w:b/>
           <w:bCs/>
-          <w:color w:val="0D3B1F"/>
+          <w:color w:val="1B7A4A"/>
           <w:sz w:val="32"/>
           <w:szCs w:val="32"/>
         </w:rPr>
@@ -261,9 +264,9 @@
               <w:right w:val="single" w:color="CCCCCC" w:sz="1"/>
             </w:tcBorders>
             <w:tcMar>
-              <w:top w:type="dxa" w:w="60"/>
+              <w:top w:type="dxa" w:w="80"/>
               <w:left w:type="dxa" w:w="120"/>
-              <w:bottom w:type="dxa" w:w="60"/>
+              <w:bottom w:type="dxa" w:w="80"/>
               <w:right w:type="dxa" w:w="120"/>
             </w:tcMar>
           </w:tcPr>
@@ -290,20 +293,213 @@
               <w:right w:val="single" w:color="CCCCCC" w:sz="1"/>
             </w:tcBorders>
             <w:tcMar>
-              <w:top w:type="dxa" w:w="60"/>
+              <w:top w:type="dxa" w:w="80"/>
               <w:left w:type="dxa" w:w="120"/>
-              <w:bottom w:type="dxa" w:w="60"/>
+              <w:bottom w:type="dxa" w:w="80"/>
               <w:right w:type="dxa" w:w="120"/>
             </w:tcMar>
           </w:tcPr>
           <w:p>
-            <w:r>
-              <w:rPr>
-                <w:rFonts w:ascii="Arial" w:cs="Arial" w:eastAsia="Arial" w:hAnsi="Arial"/>
-                <w:sz w:val="20"/>
-                <w:szCs w:val="20"/>
+            <w:pPr>
+              <w:spacing w:after="80" w:before="80"/>
+            </w:pPr>
+            <w:r>
+              <w:rPr>
+                <w:rFonts w:ascii="Arial" w:cs="Arial" w:eastAsia="Arial" w:hAnsi="Arial"/>
+                <w:b/>
+                <w:bCs/>
+                <w:i w:val="false"/>
+                <w:iCs w:val="false"/>
+                <w:color w:val="000000"/>
+                <w:sz w:val="22"/>
+                <w:szCs w:val="22"/>
               </w:rPr>
               <w:t xml:space="preserve">Bell Ringer / Review</w:t>
+            </w:r>
+            <w:r>
+              <w:rPr>
+                <w:rFonts w:ascii="Arial" w:cs="Arial" w:eastAsia="Arial" w:hAnsi="Arial"/>
+                <w:sz w:val="20"/>
+                <w:szCs w:val="20"/>
+              </w:rPr>
+              <w:br/>
+              <w:t xml:space="preserve"/>
+            </w:r>
+            <w:r>
+              <w:rPr>
+                <w:rFonts w:ascii="Arial" w:cs="Arial" w:eastAsia="Arial" w:hAnsi="Arial"/>
+                <w:sz w:val="20"/>
+                <w:szCs w:val="20"/>
+              </w:rPr>
+              <w:br/>
+              <w:t xml:space="preserve"/>
+            </w:r>
+            <w:r>
+              <w:rPr>
+                <w:rFonts w:ascii="Arial" w:cs="Arial" w:eastAsia="Arial" w:hAnsi="Arial"/>
+                <w:b/>
+                <w:bCs/>
+                <w:i w:val="false"/>
+                <w:iCs w:val="false"/>
+                <w:color w:val="000000"/>
+                <w:sz w:val="20"/>
+                <w:szCs w:val="20"/>
+              </w:rPr>
+              <w:t xml:space="preserve">Quick Write </w:t>
+            </w:r>
+            <w:r>
+              <w:rPr>
+                <w:rFonts w:ascii="Arial" w:cs="Arial" w:eastAsia="Arial" w:hAnsi="Arial"/>
+                <w:b w:val="false"/>
+                <w:bCs w:val="false"/>
+                <w:i w:val="false"/>
+                <w:iCs w:val="false"/>
+                <w:color w:val="000000"/>
+                <w:sz w:val="20"/>
+                <w:szCs w:val="20"/>
+              </w:rPr>
+              <w:t xml:space="preserve">(3 min — written or verbal):</w:t>
+            </w:r>
+            <w:r>
+              <w:rPr>
+                <w:rFonts w:ascii="Arial" w:cs="Arial" w:eastAsia="Arial" w:hAnsi="Arial"/>
+                <w:sz w:val="20"/>
+                <w:szCs w:val="20"/>
+              </w:rPr>
+              <w:br/>
+              <w:t xml:space="preserve"/>
+            </w:r>
+            <w:r>
+              <w:rPr>
+                <w:rFonts w:ascii="Arial" w:cs="Arial" w:eastAsia="Arial" w:hAnsi="Arial"/>
+                <w:b w:val="false"/>
+                <w:bCs w:val="false"/>
+                <w:i w:val="false"/>
+                <w:iCs w:val="false"/>
+                <w:color w:val="000000"/>
+                <w:sz w:val="20"/>
+                <w:szCs w:val="20"/>
+              </w:rPr>
+              <w:t xml:space="preserve">    What do you already know about how to use built-in decorators to create properties, static methods, and class methods in classes?</w:t>
+            </w:r>
+            <w:r>
+              <w:rPr>
+                <w:rFonts w:ascii="Arial" w:cs="Arial" w:eastAsia="Arial" w:hAnsi="Arial"/>
+                <w:sz w:val="20"/>
+                <w:szCs w:val="20"/>
+              </w:rPr>
+              <w:br/>
+              <w:t xml:space="preserve"/>
+            </w:r>
+            <w:r>
+              <w:rPr>
+                <w:rFonts w:ascii="Arial" w:cs="Arial" w:eastAsia="Arial" w:hAnsi="Arial"/>
+                <w:sz w:val="20"/>
+                <w:szCs w:val="20"/>
+              </w:rPr>
+              <w:br/>
+              <w:t xml:space="preserve"/>
+            </w:r>
+            <w:r>
+              <w:rPr>
+                <w:rFonts w:ascii="Arial" w:cs="Arial" w:eastAsia="Arial" w:hAnsi="Arial"/>
+                <w:b/>
+                <w:bCs/>
+                <w:i w:val="false"/>
+                <w:iCs w:val="false"/>
+                <w:color w:val="000000"/>
+                <w:sz w:val="20"/>
+                <w:szCs w:val="20"/>
+              </w:rPr>
+              <w:t xml:space="preserve">Vocabulary Preview — </w:t>
+            </w:r>
+            <w:r>
+              <w:rPr>
+                <w:rFonts w:ascii="Arial" w:cs="Arial" w:eastAsia="Arial" w:hAnsi="Arial"/>
+                <w:b w:val="false"/>
+                <w:bCs w:val="false"/>
+                <w:i w:val="false"/>
+                <w:iCs w:val="false"/>
+                <w:color w:val="000000"/>
+                <w:sz w:val="20"/>
+                <w:szCs w:val="20"/>
+              </w:rPr>
+              <w:t xml:space="preserve">terms we'll use today:</w:t>
+            </w:r>
+            <w:r>
+              <w:rPr>
+                <w:rFonts w:ascii="Arial" w:cs="Arial" w:eastAsia="Arial" w:hAnsi="Arial"/>
+                <w:sz w:val="20"/>
+                <w:szCs w:val="20"/>
+              </w:rPr>
+              <w:br/>
+              <w:t xml:space="preserve"/>
+            </w:r>
+            <w:r>
+              <w:rPr>
+                <w:rFonts w:ascii="Arial" w:cs="Arial" w:eastAsia="Arial" w:hAnsi="Arial"/>
+                <w:b w:val="false"/>
+                <w:bCs w:val="false"/>
+                <w:i w:val="false"/>
+                <w:iCs w:val="false"/>
+                <w:color w:val="000000"/>
+                <w:sz w:val="20"/>
+                <w:szCs w:val="20"/>
+              </w:rPr>
+              <w:t xml:space="preserve">    • @property   •   @staticmethod   •   @classmethod   •   When to use each   •   Descriptor Protocol</w:t>
+            </w:r>
+            <w:r>
+              <w:rPr>
+                <w:rFonts w:ascii="Arial" w:cs="Arial" w:eastAsia="Arial" w:hAnsi="Arial"/>
+                <w:sz w:val="20"/>
+                <w:szCs w:val="20"/>
+              </w:rPr>
+              <w:br/>
+              <w:t xml:space="preserve"/>
+            </w:r>
+            <w:r>
+              <w:rPr>
+                <w:rFonts w:ascii="Arial" w:cs="Arial" w:eastAsia="Arial" w:hAnsi="Arial"/>
+                <w:sz w:val="20"/>
+                <w:szCs w:val="20"/>
+              </w:rPr>
+              <w:br/>
+              <w:t xml:space="preserve"/>
+            </w:r>
+            <w:r>
+              <w:rPr>
+                <w:rFonts w:ascii="Arial" w:cs="Arial" w:eastAsia="Arial" w:hAnsi="Arial"/>
+                <w:b w:val="false"/>
+                <w:bCs w:val="false"/>
+                <w:i/>
+                <w:iCs/>
+                <w:color w:val="444444"/>
+                <w:sz w:val="20"/>
+                <w:szCs w:val="20"/>
+              </w:rPr>
+              <w:t xml:space="preserve">Today's Goal: By the end of class you will be able to use built-in decorators to create properties, static methods, and class methods in classes.</w:t>
+            </w:r>
+            <w:r>
+              <w:rPr>
+                <w:rFonts w:ascii="Arial" w:cs="Arial" w:eastAsia="Arial" w:hAnsi="Arial"/>
+                <w:sz w:val="20"/>
+                <w:szCs w:val="20"/>
+              </w:rPr>
+              <w:br/>
+              <w:t xml:space="preserve"/>
+            </w:r>
+            <w:r>
+              <w:rPr>
+                <w:rFonts w:ascii="Arial" w:cs="Arial" w:eastAsia="Arial" w:hAnsi="Arial"/>
+                <w:b w:val="false"/>
+                <w:bCs w:val="false"/>
+                <w:i/>
+                <w:iCs/>
+                <w:color w:val="555555"/>
+                <w:sz w:val="20"/>
+                <w:szCs w:val="20"/>
+              </w:rPr>
+              <w:t xml:space="preserve">→ Pair-share your response, then 2–3 students share with the class.</w:t>
             </w:r>
           </w:p>
         </w:tc>
@@ -319,9 +515,9 @@
               <w:right w:val="single" w:color="CCCCCC" w:sz="1"/>
             </w:tcBorders>
             <w:tcMar>
-              <w:top w:type="dxa" w:w="60"/>
+              <w:top w:type="dxa" w:w="80"/>
               <w:left w:type="dxa" w:w="120"/>
-              <w:bottom w:type="dxa" w:w="60"/>
+              <w:bottom w:type="dxa" w:w="80"/>
               <w:right w:type="dxa" w:w="120"/>
             </w:tcMar>
           </w:tcPr>
@@ -348,20 +544,358 @@
               <w:right w:val="single" w:color="CCCCCC" w:sz="1"/>
             </w:tcBorders>
             <w:tcMar>
-              <w:top w:type="dxa" w:w="60"/>
+              <w:top w:type="dxa" w:w="80"/>
               <w:left w:type="dxa" w:w="120"/>
-              <w:bottom w:type="dxa" w:w="60"/>
+              <w:bottom w:type="dxa" w:w="80"/>
               <w:right w:type="dxa" w:w="120"/>
             </w:tcMar>
           </w:tcPr>
           <w:p>
-            <w:r>
-              <w:rPr>
-                <w:rFonts w:ascii="Arial" w:cs="Arial" w:eastAsia="Arial" w:hAnsi="Arial"/>
-                <w:sz w:val="20"/>
-                <w:szCs w:val="20"/>
-              </w:rPr>
-              <w:t xml:space="preserve">Mini Lesson: Built-in Decorators (@property, @staticmethod, @classmethod)</w:t>
+            <w:pPr>
+              <w:spacing w:after="80" w:before="80"/>
+            </w:pPr>
+            <w:r>
+              <w:rPr>
+                <w:rFonts w:ascii="Arial" w:cs="Arial" w:eastAsia="Arial" w:hAnsi="Arial"/>
+                <w:b/>
+                <w:bCs/>
+                <w:i w:val="false"/>
+                <w:iCs w:val="false"/>
+                <w:color w:val="000000"/>
+                <w:sz w:val="22"/>
+                <w:szCs w:val="22"/>
+              </w:rPr>
+              <w:t xml:space="preserve">Mini Lesson: </w:t>
+            </w:r>
+            <w:r>
+              <w:rPr>
+                <w:rFonts w:ascii="Arial" w:cs="Arial" w:eastAsia="Arial" w:hAnsi="Arial"/>
+                <w:b w:val="false"/>
+                <w:bCs w:val="false"/>
+                <w:i w:val="false"/>
+                <w:iCs w:val="false"/>
+                <w:color w:val="000000"/>
+                <w:sz w:val="22"/>
+                <w:szCs w:val="22"/>
+              </w:rPr>
+              <w:t xml:space="preserve">Built-in Decorators (@property, @staticmethod, @classmethod)</w:t>
+            </w:r>
+            <w:r>
+              <w:rPr>
+                <w:rFonts w:ascii="Arial" w:cs="Arial" w:eastAsia="Arial" w:hAnsi="Arial"/>
+                <w:sz w:val="20"/>
+                <w:szCs w:val="20"/>
+              </w:rPr>
+              <w:br/>
+              <w:t xml:space="preserve"/>
+            </w:r>
+            <w:r>
+              <w:rPr>
+                <w:rFonts w:ascii="Arial" w:cs="Arial" w:eastAsia="Arial" w:hAnsi="Arial"/>
+                <w:sz w:val="20"/>
+                <w:szCs w:val="20"/>
+              </w:rPr>
+              <w:br/>
+              <w:t xml:space="preserve"/>
+            </w:r>
+            <w:r>
+              <w:rPr>
+                <w:rFonts w:ascii="Arial" w:cs="Arial" w:eastAsia="Arial" w:hAnsi="Arial"/>
+                <w:b/>
+                <w:bCs/>
+                <w:i/>
+                <w:iCs/>
+                <w:color w:val="000000"/>
+                <w:sz w:val="20"/>
+                <w:szCs w:val="20"/>
+              </w:rPr>
+              <w:t xml:space="preserve">Learning Target: </w:t>
+            </w:r>
+            <w:r>
+              <w:rPr>
+                <w:rFonts w:ascii="Arial" w:cs="Arial" w:eastAsia="Arial" w:hAnsi="Arial"/>
+                <w:b w:val="false"/>
+                <w:bCs w:val="false"/>
+                <w:i/>
+                <w:iCs/>
+                <w:color w:val="333333"/>
+                <w:sz w:val="20"/>
+                <w:szCs w:val="20"/>
+              </w:rPr>
+              <w:t xml:space="preserve">I can use built-in decorators to create properties, static methods, and class methods in classes.</w:t>
+            </w:r>
+            <w:r>
+              <w:rPr>
+                <w:rFonts w:ascii="Arial" w:cs="Arial" w:eastAsia="Arial" w:hAnsi="Arial"/>
+                <w:sz w:val="20"/>
+                <w:szCs w:val="20"/>
+              </w:rPr>
+              <w:br/>
+              <w:t xml:space="preserve"/>
+            </w:r>
+            <w:r>
+              <w:rPr>
+                <w:rFonts w:ascii="Arial" w:cs="Arial" w:eastAsia="Arial" w:hAnsi="Arial"/>
+                <w:sz w:val="20"/>
+                <w:szCs w:val="20"/>
+              </w:rPr>
+              <w:br/>
+              <w:t xml:space="preserve"/>
+            </w:r>
+            <w:r>
+              <w:rPr>
+                <w:rFonts w:ascii="Arial" w:cs="Arial" w:eastAsia="Arial" w:hAnsi="Arial"/>
+                <w:b w:val="false"/>
+                <w:bCs w:val="false"/>
+                <w:i w:val="false"/>
+                <w:iCs w:val="false"/>
+                <w:color w:val="000000"/>
+                <w:sz w:val="20"/>
+                <w:szCs w:val="20"/>
+              </w:rPr>
+              <w:t xml:space="preserve">@property — Turns a method into a read-only attribute. Allows computed properties without visible method call syntax.</w:t>
+            </w:r>
+            <w:r>
+              <w:rPr>
+                <w:rFonts w:ascii="Arial" w:cs="Arial" w:eastAsia="Arial" w:hAnsi="Arial"/>
+                <w:sz w:val="20"/>
+                <w:szCs w:val="20"/>
+              </w:rPr>
+              <w:br/>
+              <w:t xml:space="preserve"/>
+            </w:r>
+            <w:r>
+              <w:rPr>
+                <w:rFonts w:ascii="Arial" w:cs="Arial" w:eastAsia="Arial" w:hAnsi="Arial"/>
+                <w:b w:val="false"/>
+                <w:bCs w:val="false"/>
+                <w:i w:val="false"/>
+                <w:iCs w:val="false"/>
+                <w:color w:val="000000"/>
+                <w:sz w:val="20"/>
+                <w:szCs w:val="20"/>
+              </w:rPr>
+              <w:t xml:space="preserve">@staticmethod — A method that doesn't access the instance or class. Acts like a regular function but grouped with the class.</w:t>
+            </w:r>
+            <w:r>
+              <w:rPr>
+                <w:rFonts w:ascii="Arial" w:cs="Arial" w:eastAsia="Arial" w:hAnsi="Arial"/>
+                <w:sz w:val="20"/>
+                <w:szCs w:val="20"/>
+              </w:rPr>
+              <w:br/>
+              <w:t xml:space="preserve"/>
+            </w:r>
+            <w:r>
+              <w:rPr>
+                <w:rFonts w:ascii="Arial" w:cs="Arial" w:eastAsia="Arial" w:hAnsi="Arial"/>
+                <w:sz w:val="20"/>
+                <w:szCs w:val="20"/>
+              </w:rPr>
+              <w:br/>
+              <w:t xml:space="preserve"/>
+            </w:r>
+            <w:r>
+              <w:rPr>
+                <w:rFonts w:ascii="Arial" w:cs="Arial" w:eastAsia="Arial" w:hAnsi="Arial"/>
+                <w:b/>
+                <w:bCs/>
+                <w:i w:val="false"/>
+                <w:iCs w:val="false"/>
+                <w:color w:val="000000"/>
+                <w:sz w:val="20"/>
+                <w:szCs w:val="20"/>
+              </w:rPr>
+              <w:t xml:space="preserve">Key Concepts:</w:t>
+            </w:r>
+            <w:r>
+              <w:rPr>
+                <w:rFonts w:ascii="Arial" w:cs="Arial" w:eastAsia="Arial" w:hAnsi="Arial"/>
+                <w:sz w:val="20"/>
+                <w:szCs w:val="20"/>
+              </w:rPr>
+              <w:br/>
+              <w:t xml:space="preserve"/>
+            </w:r>
+            <w:r>
+              <w:rPr>
+                <w:rFonts w:ascii="Arial" w:cs="Arial" w:eastAsia="Arial" w:hAnsi="Arial"/>
+                <w:b w:val="false"/>
+                <w:bCs w:val="false"/>
+                <w:i w:val="false"/>
+                <w:iCs w:val="false"/>
+                <w:color w:val="000000"/>
+                <w:sz w:val="20"/>
+                <w:szCs w:val="20"/>
+              </w:rPr>
+              <w:t xml:space="preserve">    • @property — For computed attributes or controlled access</w:t>
+            </w:r>
+            <w:r>
+              <w:rPr>
+                <w:rFonts w:ascii="Arial" w:cs="Arial" w:eastAsia="Arial" w:hAnsi="Arial"/>
+                <w:sz w:val="20"/>
+                <w:szCs w:val="20"/>
+              </w:rPr>
+              <w:br/>
+              <w:t xml:space="preserve"/>
+            </w:r>
+            <w:r>
+              <w:rPr>
+                <w:rFonts w:ascii="Arial" w:cs="Arial" w:eastAsia="Arial" w:hAnsi="Arial"/>
+                <w:b w:val="false"/>
+                <w:bCs w:val="false"/>
+                <w:i w:val="false"/>
+                <w:iCs w:val="false"/>
+                <w:color w:val="000000"/>
+                <w:sz w:val="20"/>
+                <w:szCs w:val="20"/>
+              </w:rPr>
+              <w:t xml:space="preserve">    • @staticmethod — For utility functions related to a class</w:t>
+            </w:r>
+            <w:r>
+              <w:rPr>
+                <w:rFonts w:ascii="Arial" w:cs="Arial" w:eastAsia="Arial" w:hAnsi="Arial"/>
+                <w:sz w:val="20"/>
+                <w:szCs w:val="20"/>
+              </w:rPr>
+              <w:br/>
+              <w:t xml:space="preserve"/>
+            </w:r>
+            <w:r>
+              <w:rPr>
+                <w:rFonts w:ascii="Arial" w:cs="Arial" w:eastAsia="Arial" w:hAnsi="Arial"/>
+                <w:b w:val="false"/>
+                <w:bCs w:val="false"/>
+                <w:i w:val="false"/>
+                <w:iCs w:val="false"/>
+                <w:color w:val="000000"/>
+                <w:sz w:val="20"/>
+                <w:szCs w:val="20"/>
+              </w:rPr>
+              <w:t xml:space="preserve">    • @classmethod — For alternative constructors or class-level operations</w:t>
+            </w:r>
+            <w:r>
+              <w:rPr>
+                <w:rFonts w:ascii="Arial" w:cs="Arial" w:eastAsia="Arial" w:hAnsi="Arial"/>
+                <w:sz w:val="20"/>
+                <w:szCs w:val="20"/>
+              </w:rPr>
+              <w:br/>
+              <w:t xml:space="preserve"/>
+            </w:r>
+            <w:r>
+              <w:rPr>
+                <w:rFonts w:ascii="Arial" w:cs="Arial" w:eastAsia="Arial" w:hAnsi="Arial"/>
+                <w:sz w:val="20"/>
+                <w:szCs w:val="20"/>
+              </w:rPr>
+              <w:br/>
+              <w:t xml:space="preserve"/>
+            </w:r>
+            <w:r>
+              <w:rPr>
+                <w:rFonts w:ascii="Arial" w:cs="Arial" w:eastAsia="Arial" w:hAnsi="Arial"/>
+                <w:b/>
+                <w:bCs/>
+                <w:i w:val="false"/>
+                <w:iCs w:val="false"/>
+                <w:color w:val="000000"/>
+                <w:sz w:val="20"/>
+                <w:szCs w:val="20"/>
+              </w:rPr>
+              <w:t xml:space="preserve">Vocabulary: </w:t>
+            </w:r>
+            <w:r>
+              <w:rPr>
+                <w:rFonts w:ascii="Arial" w:cs="Arial" w:eastAsia="Arial" w:hAnsi="Arial"/>
+                <w:b w:val="false"/>
+                <w:bCs w:val="false"/>
+                <w:i w:val="false"/>
+                <w:iCs w:val="false"/>
+                <w:color w:val="000000"/>
+                <w:sz w:val="20"/>
+                <w:szCs w:val="20"/>
+              </w:rPr>
+              <w:t xml:space="preserve">@property, @staticmethod, @classmethod, When to use each, Descriptor Protocol</w:t>
+            </w:r>
+            <w:r>
+              <w:rPr>
+                <w:rFonts w:ascii="Arial" w:cs="Arial" w:eastAsia="Arial" w:hAnsi="Arial"/>
+                <w:sz w:val="20"/>
+                <w:szCs w:val="20"/>
+              </w:rPr>
+              <w:br/>
+              <w:t xml:space="preserve"/>
+            </w:r>
+            <w:r>
+              <w:rPr>
+                <w:rFonts w:ascii="Arial" w:cs="Arial" w:eastAsia="Arial" w:hAnsi="Arial"/>
+                <w:sz w:val="20"/>
+                <w:szCs w:val="20"/>
+              </w:rPr>
+              <w:br/>
+              <w:t xml:space="preserve"/>
+            </w:r>
+            <w:r>
+              <w:rPr>
+                <w:rFonts w:ascii="Arial" w:cs="Arial" w:eastAsia="Arial" w:hAnsi="Arial"/>
+                <w:b/>
+                <w:bCs/>
+                <w:i/>
+                <w:iCs/>
+                <w:color w:val="555555"/>
+                <w:sz w:val="20"/>
+                <w:szCs w:val="20"/>
+              </w:rPr>
+              <w:t xml:space="preserve">→ Live Demo — </w:t>
+            </w:r>
+            <w:r>
+              <w:rPr>
+                <w:rFonts w:ascii="Arial" w:cs="Arial" w:eastAsia="Arial" w:hAnsi="Arial"/>
+                <w:b w:val="false"/>
+                <w:bCs w:val="false"/>
+                <w:i/>
+                <w:iCs/>
+                <w:color w:val="555555"/>
+                <w:sz w:val="20"/>
+                <w:szCs w:val="20"/>
+              </w:rPr>
+              <w:t xml:space="preserve">type examples as students follow along in their own editor.</w:t>
+            </w:r>
+            <w:r>
+              <w:rPr>
+                <w:rFonts w:ascii="Arial" w:cs="Arial" w:eastAsia="Arial" w:hAnsi="Arial"/>
+                <w:sz w:val="20"/>
+                <w:szCs w:val="20"/>
+              </w:rPr>
+              <w:br/>
+              <w:t xml:space="preserve"/>
+            </w:r>
+            <w:r>
+              <w:rPr>
+                <w:rFonts w:ascii="Arial" w:cs="Arial" w:eastAsia="Arial" w:hAnsi="Arial"/>
+                <w:b/>
+                <w:bCs/>
+                <w:i/>
+                <w:iCs/>
+                <w:color w:val="555555"/>
+                <w:sz w:val="20"/>
+                <w:szCs w:val="20"/>
+              </w:rPr>
+              <w:t xml:space="preserve">→ Check for Understanding: </w:t>
+            </w:r>
+            <w:r>
+              <w:rPr>
+                <w:rFonts w:ascii="Arial" w:cs="Arial" w:eastAsia="Arial" w:hAnsi="Arial"/>
+                <w:b w:val="false"/>
+                <w:bCs w:val="false"/>
+                <w:i/>
+                <w:iCs/>
+                <w:color w:val="555555"/>
+                <w:sz w:val="20"/>
+                <w:szCs w:val="20"/>
+              </w:rPr>
+              <w:t xml:space="preserve">pause and cold-call: “Can someone explain what we just did in their own words?”</w:t>
             </w:r>
           </w:p>
         </w:tc>
@@ -377,9 +911,9 @@
               <w:right w:val="single" w:color="CCCCCC" w:sz="1"/>
             </w:tcBorders>
             <w:tcMar>
-              <w:top w:type="dxa" w:w="60"/>
+              <w:top w:type="dxa" w:w="80"/>
               <w:left w:type="dxa" w:w="120"/>
-              <w:bottom w:type="dxa" w:w="60"/>
+              <w:bottom w:type="dxa" w:w="80"/>
               <w:right w:type="dxa" w:w="120"/>
             </w:tcMar>
           </w:tcPr>
@@ -406,20 +940,90 @@
               <w:right w:val="single" w:color="CCCCCC" w:sz="1"/>
             </w:tcBorders>
             <w:tcMar>
-              <w:top w:type="dxa" w:w="60"/>
+              <w:top w:type="dxa" w:w="80"/>
               <w:left w:type="dxa" w:w="120"/>
-              <w:bottom w:type="dxa" w:w="60"/>
+              <w:bottom w:type="dxa" w:w="80"/>
               <w:right w:type="dxa" w:w="120"/>
             </w:tcMar>
           </w:tcPr>
           <w:p>
-            <w:r>
-              <w:rPr>
-                <w:rFonts w:ascii="Arial" w:cs="Arial" w:eastAsia="Arial" w:hAnsi="Arial"/>
-                <w:sz w:val="20"/>
-                <w:szCs w:val="20"/>
+            <w:pPr>
+              <w:spacing w:after="80" w:before="80"/>
+            </w:pPr>
+            <w:r>
+              <w:rPr>
+                <w:rFonts w:ascii="Arial" w:cs="Arial" w:eastAsia="Arial" w:hAnsi="Arial"/>
+                <w:b/>
+                <w:bCs/>
+                <w:i w:val="false"/>
+                <w:iCs w:val="false"/>
+                <w:color w:val="000000"/>
+                <w:sz w:val="22"/>
+                <w:szCs w:val="22"/>
               </w:rPr>
               <w:t xml:space="preserve">Guided Practice</w:t>
+            </w:r>
+            <w:r>
+              <w:rPr>
+                <w:rFonts w:ascii="Arial" w:cs="Arial" w:eastAsia="Arial" w:hAnsi="Arial"/>
+                <w:sz w:val="20"/>
+                <w:szCs w:val="20"/>
+              </w:rPr>
+              <w:br/>
+              <w:t xml:space="preserve"/>
+            </w:r>
+            <w:r>
+              <w:rPr>
+                <w:rFonts w:ascii="Arial" w:cs="Arial" w:eastAsia="Arial" w:hAnsi="Arial"/>
+                <w:sz w:val="20"/>
+                <w:szCs w:val="20"/>
+              </w:rPr>
+              <w:br/>
+              <w:t xml:space="preserve"/>
+            </w:r>
+            <w:r>
+              <w:rPr>
+                <w:rFonts w:ascii="Arial" w:cs="Arial" w:eastAsia="Arial" w:hAnsi="Arial"/>
+                <w:b w:val="false"/>
+                <w:bCs w:val="false"/>
+                <w:i w:val="false"/>
+                <w:iCs w:val="false"/>
+                <w:color w:val="000000"/>
+                <w:sz w:val="20"/>
+                <w:szCs w:val="20"/>
+              </w:rPr>
+              <w:t xml:space="preserve">Step 1: Create a class with a @property that computes a value.</w:t>
+            </w:r>
+            <w:r>
+              <w:rPr>
+                <w:rFonts w:ascii="Arial" w:cs="Arial" w:eastAsia="Arial" w:hAnsi="Arial"/>
+                <w:sz w:val="20"/>
+                <w:szCs w:val="20"/>
+              </w:rPr>
+              <w:br/>
+              <w:t xml:space="preserve"/>
+            </w:r>
+            <w:r>
+              <w:rPr>
+                <w:rFonts w:ascii="Arial" w:cs="Arial" w:eastAsia="Arial" w:hAnsi="Arial"/>
+                <w:sz w:val="20"/>
+                <w:szCs w:val="20"/>
+              </w:rPr>
+              <w:br/>
+              <w:t xml:space="preserve"/>
+            </w:r>
+            <w:r>
+              <w:rPr>
+                <w:rFonts w:ascii="Arial" w:cs="Arial" w:eastAsia="Arial" w:hAnsi="Arial"/>
+                <w:b w:val="false"/>
+                <w:bCs w:val="false"/>
+                <w:i/>
+                <w:iCs/>
+                <w:color w:val="555555"/>
+                <w:sz w:val="20"/>
+                <w:szCs w:val="20"/>
+              </w:rPr>
+              <w:t xml:space="preserve">→ Teacher models — students try alongside, then compare results.</w:t>
             </w:r>
           </w:p>
         </w:tc>
@@ -435,9 +1039,9 @@
               <w:right w:val="single" w:color="CCCCCC" w:sz="1"/>
             </w:tcBorders>
             <w:tcMar>
-              <w:top w:type="dxa" w:w="60"/>
+              <w:top w:type="dxa" w:w="80"/>
               <w:left w:type="dxa" w:w="120"/>
-              <w:bottom w:type="dxa" w:w="60"/>
+              <w:bottom w:type="dxa" w:w="80"/>
               <w:right w:type="dxa" w:w="120"/>
             </w:tcMar>
           </w:tcPr>
@@ -450,7 +1054,7 @@
                 <w:sz w:val="20"/>
                 <w:szCs w:val="20"/>
               </w:rPr>
-              <w:t xml:space="preserve">15-20 min</w:t>
+              <w:t xml:space="preserve">15–20 min</w:t>
             </w:r>
           </w:p>
         </w:tc>
@@ -464,20 +1068,81 @@
               <w:right w:val="single" w:color="CCCCCC" w:sz="1"/>
             </w:tcBorders>
             <w:tcMar>
-              <w:top w:type="dxa" w:w="60"/>
+              <w:top w:type="dxa" w:w="80"/>
               <w:left w:type="dxa" w:w="120"/>
-              <w:bottom w:type="dxa" w:w="60"/>
+              <w:bottom w:type="dxa" w:w="80"/>
               <w:right w:type="dxa" w:w="120"/>
             </w:tcMar>
           </w:tcPr>
           <w:p>
-            <w:r>
-              <w:rPr>
-                <w:rFonts w:ascii="Arial" w:cs="Arial" w:eastAsia="Arial" w:hAnsi="Arial"/>
-                <w:sz w:val="20"/>
-                <w:szCs w:val="20"/>
+            <w:pPr>
+              <w:spacing w:after="80" w:before="80"/>
+            </w:pPr>
+            <w:r>
+              <w:rPr>
+                <w:rFonts w:ascii="Arial" w:cs="Arial" w:eastAsia="Arial" w:hAnsi="Arial"/>
+                <w:b/>
+                <w:bCs/>
+                <w:i w:val="false"/>
+                <w:iCs w:val="false"/>
+                <w:color w:val="000000"/>
+                <w:sz w:val="22"/>
+                <w:szCs w:val="22"/>
               </w:rPr>
               <w:t xml:space="preserve">Independent Practice / Code Along</w:t>
+            </w:r>
+            <w:r>
+              <w:rPr>
+                <w:rFonts w:ascii="Arial" w:cs="Arial" w:eastAsia="Arial" w:hAnsi="Arial"/>
+                <w:sz w:val="20"/>
+                <w:szCs w:val="20"/>
+              </w:rPr>
+              <w:br/>
+              <w:t xml:space="preserve"/>
+            </w:r>
+            <w:r>
+              <w:rPr>
+                <w:rFonts w:ascii="Arial" w:cs="Arial" w:eastAsia="Arial" w:hAnsi="Arial"/>
+                <w:b w:val="false"/>
+                <w:bCs w:val="false"/>
+                <w:i w:val="false"/>
+                <w:iCs w:val="false"/>
+                <w:color w:val="000000"/>
+                <w:sz w:val="20"/>
+                <w:szCs w:val="20"/>
+              </w:rPr>
+              <w:t xml:space="preserve">    Work through problems from the day's exercise set.</w:t>
+            </w:r>
+            <w:r>
+              <w:rPr>
+                <w:rFonts w:ascii="Arial" w:cs="Arial" w:eastAsia="Arial" w:hAnsi="Arial"/>
+                <w:sz w:val="20"/>
+                <w:szCs w:val="20"/>
+              </w:rPr>
+              <w:br/>
+              <w:t xml:space="preserve"/>
+            </w:r>
+            <w:r>
+              <w:rPr>
+                <w:rFonts w:ascii="Arial" w:cs="Arial" w:eastAsia="Arial" w:hAnsi="Arial"/>
+                <w:sz w:val="20"/>
+                <w:szCs w:val="20"/>
+              </w:rPr>
+              <w:br/>
+              <w:t xml:space="preserve"/>
+            </w:r>
+            <w:r>
+              <w:rPr>
+                <w:rFonts w:ascii="Arial" w:cs="Arial" w:eastAsia="Arial" w:hAnsi="Arial"/>
+                <w:b w:val="false"/>
+                <w:bCs w:val="false"/>
+                <w:i/>
+                <w:iCs/>
+                <w:color w:val="555555"/>
+                <w:sz w:val="20"/>
+                <w:szCs w:val="20"/>
+              </w:rPr>
+              <w:t xml:space="preserve">→ Teacher circulates — offer hints, check for understanding.</w:t>
             </w:r>
           </w:p>
         </w:tc>
@@ -493,9 +1158,9 @@
               <w:right w:val="single" w:color="CCCCCC" w:sz="1"/>
             </w:tcBorders>
             <w:tcMar>
-              <w:top w:type="dxa" w:w="60"/>
+              <w:top w:type="dxa" w:w="80"/>
               <w:left w:type="dxa" w:w="120"/>
-              <w:bottom w:type="dxa" w:w="60"/>
+              <w:bottom w:type="dxa" w:w="80"/>
               <w:right w:type="dxa" w:w="120"/>
             </w:tcMar>
           </w:tcPr>
@@ -522,20 +1187,90 @@
               <w:right w:val="single" w:color="CCCCCC" w:sz="1"/>
             </w:tcBorders>
             <w:tcMar>
-              <w:top w:type="dxa" w:w="60"/>
+              <w:top w:type="dxa" w:w="80"/>
               <w:left w:type="dxa" w:w="120"/>
-              <w:bottom w:type="dxa" w:w="60"/>
+              <w:bottom w:type="dxa" w:w="80"/>
               <w:right w:type="dxa" w:w="120"/>
             </w:tcMar>
           </w:tcPr>
           <w:p>
-            <w:r>
-              <w:rPr>
-                <w:rFonts w:ascii="Arial" w:cs="Arial" w:eastAsia="Arial" w:hAnsi="Arial"/>
-                <w:sz w:val="20"/>
-                <w:szCs w:val="20"/>
+            <w:pPr>
+              <w:spacing w:after="80" w:before="80"/>
+            </w:pPr>
+            <w:r>
+              <w:rPr>
+                <w:rFonts w:ascii="Arial" w:cs="Arial" w:eastAsia="Arial" w:hAnsi="Arial"/>
+                <w:b/>
+                <w:bCs/>
+                <w:i w:val="false"/>
+                <w:iCs w:val="false"/>
+                <w:color w:val="000000"/>
+                <w:sz w:val="22"/>
+                <w:szCs w:val="22"/>
               </w:rPr>
               <w:t xml:space="preserve">Exit Ticket / Wrap-Up</w:t>
+            </w:r>
+            <w:r>
+              <w:rPr>
+                <w:rFonts w:ascii="Arial" w:cs="Arial" w:eastAsia="Arial" w:hAnsi="Arial"/>
+                <w:sz w:val="20"/>
+                <w:szCs w:val="20"/>
+              </w:rPr>
+              <w:br/>
+              <w:t xml:space="preserve"/>
+            </w:r>
+            <w:r>
+              <w:rPr>
+                <w:rFonts w:ascii="Arial" w:cs="Arial" w:eastAsia="Arial" w:hAnsi="Arial"/>
+                <w:sz w:val="20"/>
+                <w:szCs w:val="20"/>
+              </w:rPr>
+              <w:br/>
+              <w:t xml:space="preserve"/>
+            </w:r>
+            <w:r>
+              <w:rPr>
+                <w:rFonts w:ascii="Arial" w:cs="Arial" w:eastAsia="Arial" w:hAnsi="Arial"/>
+                <w:b w:val="false"/>
+                <w:bCs w:val="false"/>
+                <w:i w:val="false"/>
+                <w:iCs w:val="false"/>
+                <w:color w:val="000000"/>
+                <w:sz w:val="20"/>
+                <w:szCs w:val="20"/>
+              </w:rPr>
+              <w:t xml:space="preserve">Quick Check: Use built-in decorators to create properties, static methods, and class methods in classes?</w:t>
+            </w:r>
+            <w:r>
+              <w:rPr>
+                <w:rFonts w:ascii="Arial" w:cs="Arial" w:eastAsia="Arial" w:hAnsi="Arial"/>
+                <w:sz w:val="20"/>
+                <w:szCs w:val="20"/>
+              </w:rPr>
+              <w:br/>
+              <w:t xml:space="preserve"/>
+            </w:r>
+            <w:r>
+              <w:rPr>
+                <w:rFonts w:ascii="Arial" w:cs="Arial" w:eastAsia="Arial" w:hAnsi="Arial"/>
+                <w:sz w:val="20"/>
+                <w:szCs w:val="20"/>
+              </w:rPr>
+              <w:br/>
+              <w:t xml:space="preserve"/>
+            </w:r>
+            <w:r>
+              <w:rPr>
+                <w:rFonts w:ascii="Arial" w:cs="Arial" w:eastAsia="Arial" w:hAnsi="Arial"/>
+                <w:b w:val="false"/>
+                <w:bCs w:val="false"/>
+                <w:i/>
+                <w:iCs/>
+                <w:color w:val="555555"/>
+                <w:sz w:val="20"/>
+                <w:szCs w:val="20"/>
+              </w:rPr>
+              <w:t xml:space="preserve">→ 3–2–1: Name 3 things learned, 2 new vocab words, 1 question you still have.</w:t>
             </w:r>
           </w:p>
         </w:tc>
@@ -763,19 +1498,6 @@
                 <w:sz w:val="18"/>
                 <w:szCs w:val="18"/>
               </w:rPr>
-              <w:t xml:space="preserve"># Example 1: @property - simple computed property</w:t>
-            </w:r>
-          </w:p>
-          <w:p>
-            <w:pPr>
-              <w:spacing w:after="20"/>
-            </w:pPr>
-            <w:r>
-              <w:rPr>
-                <w:rFonts w:ascii="Courier New" w:cs="Courier New" w:eastAsia="Courier New" w:hAnsi="Courier New"/>
-                <w:sz w:val="18"/>
-                <w:szCs w:val="18"/>
-              </w:rPr>
               <w:t xml:space="preserve">class Temperature:</w:t>
             </w:r>
           </w:p>
@@ -1010,7 +1732,7 @@
                 <w:sz w:val="18"/>
                 <w:szCs w:val="18"/>
               </w:rPr>
-              <w:t xml:space="preserve"># Example 2: @property with setter</w:t>
+              <w:t xml:space="preserve"> </w:t>
             </w:r>
           </w:p>
           <w:p>
@@ -1309,19 +2031,6 @@
                 <w:sz w:val="18"/>
                 <w:szCs w:val="18"/>
               </w:rPr>
-              <w:t xml:space="preserve"># circle.radius = -5    # Would raise ValueError</w:t>
-            </w:r>
-          </w:p>
-          <w:p>
-            <w:pPr>
-              <w:spacing w:after="20"/>
-            </w:pPr>
-            <w:r>
-              <w:rPr>
-                <w:rFonts w:ascii="Courier New" w:cs="Courier New" w:eastAsia="Courier New" w:hAnsi="Courier New"/>
-                <w:sz w:val="18"/>
-                <w:szCs w:val="18"/>
-              </w:rPr>
               <w:t xml:space="preserve"> </w:t>
             </w:r>
           </w:p>
@@ -1335,7 +2044,20 @@
                 <w:sz w:val="18"/>
                 <w:szCs w:val="18"/>
               </w:rPr>
-              <w:t xml:space="preserve"># Example 3: @staticmethod - utility function in a class</w:t>
+              <w:t xml:space="preserve"> </w:t>
+            </w:r>
+          </w:p>
+          <w:p>
+            <w:pPr>
+              <w:spacing w:after="20"/>
+            </w:pPr>
+            <w:r>
+              <w:rPr>
+                <w:rFonts w:ascii="Courier New" w:cs="Courier New" w:eastAsia="Courier New" w:hAnsi="Courier New"/>
+                <w:sz w:val="18"/>
+                <w:szCs w:val="18"/>
+              </w:rPr>
+              <w:t xml:space="preserve"> </w:t>
             </w:r>
           </w:p>
           <w:p>
@@ -1465,7 +2187,7 @@
                 <w:sz w:val="18"/>
                 <w:szCs w:val="18"/>
               </w:rPr>
-              <w:t xml:space="preserve"># Can call without creating an instance</w:t>
+              <w:t xml:space="preserve"> </w:t>
             </w:r>
           </w:p>
           <w:p>
@@ -1517,7 +2239,7 @@
                 <w:sz w:val="18"/>
                 <w:szCs w:val="18"/>
               </w:rPr>
-              <w:t xml:space="preserve"># Can also call on instance (but doesn't need it)</w:t>
+              <w:t xml:space="preserve"> </w:t>
             </w:r>
           </w:p>
           <w:p>
@@ -1569,7 +2291,7 @@
                 <w:sz w:val="18"/>
                 <w:szCs w:val="18"/>
               </w:rPr>
-              <w:t xml:space="preserve"># Example 4: @classmethod - factory method</w:t>
+              <w:t xml:space="preserve"> </w:t>
             </w:r>
           </w:p>
           <w:p>
@@ -1816,7 +2538,7 @@
                 <w:sz w:val="18"/>
                 <w:szCs w:val="18"/>
               </w:rPr>
-              <w:t xml:space="preserve"># Normal constructor</w:t>
+              <w:t xml:space="preserve"> </w:t>
             </w:r>
           </w:p>
           <w:p>
@@ -1868,7 +2590,7 @@
                 <w:sz w:val="18"/>
                 <w:szCs w:val="18"/>
               </w:rPr>
-              <w:t xml:space="preserve"># Alternative constructor</w:t>
+              <w:t xml:space="preserve"> </w:t>
             </w:r>
           </w:p>
           <w:p>
@@ -1920,7 +2642,7 @@
                 <w:sz w:val="18"/>
                 <w:szCs w:val="18"/>
               </w:rPr>
-              <w:t xml:space="preserve"># Class method modifies class variable</w:t>
+              <w:t xml:space="preserve"> </w:t>
             </w:r>
           </w:p>
           <w:p>
@@ -1972,7 +2694,7 @@
                 <w:sz w:val="18"/>
                 <w:szCs w:val="18"/>
               </w:rPr>
-              <w:t xml:space="preserve"># Example 5: All three decorators together</w:t>
+              <w:t xml:space="preserve"> </w:t>
             </w:r>
           </w:p>
           <w:p>
@@ -2375,7 +3097,7 @@
                 <w:sz w:val="18"/>
                 <w:szCs w:val="18"/>
               </w:rPr>
-              <w:t xml:space="preserve"># Usage</w:t>
+              <w:t xml:space="preserve"> </w:t>
             </w:r>
           </w:p>
           <w:p>
@@ -2479,7 +3201,7 @@
                 <w:sz w:val="18"/>
                 <w:szCs w:val="18"/>
               </w:rPr>
-              <w:t xml:space="preserve"># Example 6: @property for validation</w:t>
+              <w:t xml:space="preserve"> </w:t>
             </w:r>
           </w:p>
           <w:p>
@@ -2726,19 +3448,6 @@
                 <w:sz w:val="18"/>
                 <w:szCs w:val="18"/>
               </w:rPr>
-              <w:t xml:space="preserve"># person.age = -5  # Would raise ValueError</w:t>
-            </w:r>
-          </w:p>
-          <w:p>
-            <w:pPr>
-              <w:spacing w:after="20"/>
-            </w:pPr>
-            <w:r>
-              <w:rPr>
-                <w:rFonts w:ascii="Courier New" w:cs="Courier New" w:eastAsia="Courier New" w:hAnsi="Courier New"/>
-                <w:sz w:val="18"/>
-                <w:szCs w:val="18"/>
-              </w:rPr>
               <w:t xml:space="preserve"> </w:t>
             </w:r>
           </w:p>
@@ -2752,7 +3461,20 @@
                 <w:sz w:val="18"/>
                 <w:szCs w:val="18"/>
               </w:rPr>
-              <w:t xml:space="preserve"># Example 7: @classmethod for counting instances</w:t>
+              <w:t xml:space="preserve"> </w:t>
+            </w:r>
+          </w:p>
+          <w:p>
+            <w:pPr>
+              <w:spacing w:after="20"/>
+            </w:pPr>
+            <w:r>
+              <w:rPr>
+                <w:rFonts w:ascii="Courier New" w:cs="Courier New" w:eastAsia="Courier New" w:hAnsi="Courier New"/>
+                <w:sz w:val="18"/>
+                <w:szCs w:val="18"/>
+              </w:rPr>
+              <w:t xml:space="preserve"> </w:t>
             </w:r>
           </w:p>
           <w:p>
@@ -3409,19 +4131,6 @@
               <w:t xml:space="preserve">account.balance = 200   # Should work</w:t>
             </w:r>
           </w:p>
-          <w:p>
-            <w:pPr>
-              <w:spacing w:after="20"/>
-            </w:pPr>
-            <w:r>
-              <w:rPr>
-                <w:rFonts w:ascii="Courier New" w:cs="Courier New" w:eastAsia="Courier New" w:hAnsi="Courier New"/>
-                <w:sz w:val="18"/>
-                <w:szCs w:val="18"/>
-              </w:rPr>
-              <w:t xml:space="preserve"># account.balance = -50  # Should raise error</w:t>
-            </w:r>
-          </w:p>
         </w:tc>
       </w:tr>
     </w:tbl>
@@ -3776,19 +4485,6 @@
                 <w:sz w:val="18"/>
                 <w:szCs w:val="18"/>
               </w:rPr>
-              <w:t xml:space="preserve"># Beginner</w:t>
-            </w:r>
-          </w:p>
-          <w:p>
-            <w:pPr>
-              <w:spacing w:after="20"/>
-            </w:pPr>
-            <w:r>
-              <w:rPr>
-                <w:rFonts w:ascii="Courier New" w:cs="Courier New" w:eastAsia="Courier New" w:hAnsi="Courier New"/>
-                <w:sz w:val="18"/>
-                <w:szCs w:val="18"/>
-              </w:rPr>
               <w:t xml:space="preserve">class Number:</w:t>
             </w:r>
           </w:p>
@@ -3932,7 +4628,7 @@
                 <w:sz w:val="18"/>
                 <w:szCs w:val="18"/>
               </w:rPr>
-              <w:t xml:space="preserve"># Intermediate</w:t>
+              <w:t xml:space="preserve"> </w:t>
             </w:r>
           </w:p>
           <w:p>
@@ -4205,7 +4901,7 @@
                 <w:sz w:val="18"/>
                 <w:szCs w:val="18"/>
               </w:rPr>
-              <w:t xml:space="preserve"># Challenge (simplified)</w:t>
+              <w:t xml:space="preserve"> </w:t>
             </w:r>
           </w:p>
           <w:p>

--- a/Coding 2 - year/Unit 3 - Advanced Functions & Algorithms/Daily Lesson Plans/Word/Day 12.docx
+++ b/Coding 2 - year/Unit 3 - Advanced Functions & Algorithms/Daily Lesson Plans/Word/Day 12.docx
@@ -380,7 +380,7 @@
                 <w:sz w:val="20"/>
                 <w:szCs w:val="20"/>
               </w:rPr>
-              <w:t xml:space="preserve">    What do you already know about how to use built-in decorators to create properties, static methods, and class methods in classes?</w:t>
+              <w:t xml:space="preserve">    Have you ever used built-in decorators before? Where might built-in decorators be useful in a real program?</w:t>
             </w:r>
             <w:r>
               <w:rPr>
@@ -477,7 +477,7 @@
                 <w:sz w:val="20"/>
                 <w:szCs w:val="20"/>
               </w:rPr>
-              <w:t xml:space="preserve">Today's Goal: By the end of class you will be able to use built-in decorators to create properties, static methods, and class methods in classes.</w:t>
+              <w:t xml:space="preserve">Today’s Goal: By the end of class you will be able to use built-in decorators to create properties, static methods, and class methods in classes.</w:t>
             </w:r>
             <w:r>
               <w:rPr>
@@ -1239,7 +1239,7 @@
                 <w:sz w:val="20"/>
                 <w:szCs w:val="20"/>
               </w:rPr>
-              <w:t xml:space="preserve">Quick Check: Use built-in decorators to create properties, static methods, and class methods in classes?</w:t>
+              <w:t xml:space="preserve">Write the key syntax or steps for using built-in decorators. What's one mistake beginners commonly make?</w:t>
             </w:r>
             <w:r>
               <w:rPr>

--- a/Coding 2 - year/Unit 3 - Advanced Functions & Algorithms/Daily Lesson Plans/Word/Day 12.docx
+++ b/Coding 2 - year/Unit 3 - Advanced Functions & Algorithms/Daily Lesson Plans/Word/Day 12.docx
@@ -1103,6 +1103,19 @@
             <w:r>
               <w:rPr>
                 <w:rFonts w:ascii="Arial" w:cs="Arial" w:eastAsia="Arial" w:hAnsi="Arial"/>
+                <w:b/>
+                <w:bCs/>
+                <w:i w:val="false"/>
+                <w:iCs w:val="false"/>
+                <w:color w:val="000000"/>
+                <w:sz w:val="20"/>
+                <w:szCs w:val="20"/>
+              </w:rPr>
+              <w:t xml:space="preserve">    Beginner: </w:t>
+            </w:r>
+            <w:r>
+              <w:rPr>
+                <w:rFonts w:ascii="Arial" w:cs="Arial" w:eastAsia="Arial" w:hAnsi="Arial"/>
                 <w:b w:val="false"/>
                 <w:bCs w:val="false"/>
                 <w:i w:val="false"/>
@@ -1111,7 +1124,77 @@
                 <w:sz w:val="20"/>
                 <w:szCs w:val="20"/>
               </w:rPr>
-              <w:t xml:space="preserve">    Work through problems from the day's exercise set.</w:t>
+              <w:t xml:space="preserve">Create a class with a @property that returns the square of an internal value.</w:t>
+            </w:r>
+            <w:r>
+              <w:rPr>
+                <w:rFonts w:ascii="Arial" w:cs="Arial" w:eastAsia="Arial" w:hAnsi="Arial"/>
+                <w:sz w:val="20"/>
+                <w:szCs w:val="20"/>
+              </w:rPr>
+              <w:br/>
+              <w:t xml:space="preserve"/>
+            </w:r>
+            <w:r>
+              <w:rPr>
+                <w:rFonts w:ascii="Arial" w:cs="Arial" w:eastAsia="Arial" w:hAnsi="Arial"/>
+                <w:b/>
+                <w:bCs/>
+                <w:i w:val="false"/>
+                <w:iCs w:val="false"/>
+                <w:color w:val="000000"/>
+                <w:sz w:val="20"/>
+                <w:szCs w:val="20"/>
+              </w:rPr>
+              <w:t xml:space="preserve">    Intermediate: </w:t>
+            </w:r>
+            <w:r>
+              <w:rPr>
+                <w:rFonts w:ascii="Arial" w:cs="Arial" w:eastAsia="Arial" w:hAnsi="Arial"/>
+                <w:b w:val="false"/>
+                <w:bCs w:val="false"/>
+                <w:i w:val="false"/>
+                <w:iCs w:val="false"/>
+                <w:color w:val="000000"/>
+                <w:sz w:val="20"/>
+                <w:szCs w:val="20"/>
+              </w:rPr>
+              <w:t xml:space="preserve">Create a class with @property, @staticmethod, and @classmethod, each serving a different purpose.</w:t>
+            </w:r>
+            <w:r>
+              <w:rPr>
+                <w:rFonts w:ascii="Arial" w:cs="Arial" w:eastAsia="Arial" w:hAnsi="Arial"/>
+                <w:sz w:val="20"/>
+                <w:szCs w:val="20"/>
+              </w:rPr>
+              <w:br/>
+              <w:t xml:space="preserve"/>
+            </w:r>
+            <w:r>
+              <w:rPr>
+                <w:rFonts w:ascii="Arial" w:cs="Arial" w:eastAsia="Arial" w:hAnsi="Arial"/>
+                <w:b/>
+                <w:bCs/>
+                <w:i w:val="false"/>
+                <w:iCs w:val="false"/>
+                <w:color w:val="000000"/>
+                <w:sz w:val="20"/>
+                <w:szCs w:val="20"/>
+              </w:rPr>
+              <w:t xml:space="preserve">    Challenge: </w:t>
+            </w:r>
+            <w:r>
+              <w:rPr>
+                <w:rFonts w:ascii="Arial" w:cs="Arial" w:eastAsia="Arial" w:hAnsi="Arial"/>
+                <w:b w:val="false"/>
+                <w:bCs w:val="false"/>
+                <w:i w:val="false"/>
+                <w:iCs w:val="false"/>
+                <w:color w:val="000000"/>
+                <w:sz w:val="20"/>
+                <w:szCs w:val="20"/>
+              </w:rPr>
+              <w:t xml:space="preserve">Create a class that uses @property with setter to maintain invariants (like keeping total money constant when transferring between accounts)…</w:t>
             </w:r>
             <w:r>
               <w:rPr>
@@ -5156,6 +5239,94 @@
       <w:pPr>
         <w:spacing w:after="160"/>
       </w:pPr>
+    </w:p>
+    <w:p>
+      <w:pPr>
+        <w:pBdr>
+          <w:bottom w:val="single" w:color="1B7A4A" w:sz="4" w:space="4"/>
+        </w:pBdr>
+        <w:spacing w:after="100" w:before="120"/>
+      </w:pPr>
+      <w:r>
+        <w:rPr>
+          <w:rFonts w:ascii="Arial" w:cs="Arial" w:eastAsia="Arial" w:hAnsi="Arial"/>
+          <w:b/>
+          <w:bCs/>
+          <w:color w:val="1B7A4A"/>
+          <w:sz w:val="24"/>
+          <w:szCs w:val="24"/>
+        </w:rPr>
+        <w:t xml:space="preserve">Practice Problems</w:t>
+      </w:r>
+    </w:p>
+    <w:p>
+      <w:pPr>
+        <w:spacing w:after="80"/>
+      </w:pPr>
+      <w:r>
+        <w:rPr>
+          <w:rFonts w:ascii="Arial" w:cs="Arial" w:eastAsia="Arial" w:hAnsi="Arial"/>
+          <w:b/>
+          <w:bCs/>
+          <w:sz w:val="20"/>
+          <w:szCs w:val="20"/>
+        </w:rPr>
+        <w:t xml:space="preserve">Problem 1: </w:t>
+      </w:r>
+      <w:r>
+        <w:rPr>
+          <w:rFonts w:ascii="Arial" w:cs="Arial" w:eastAsia="Arial" w:hAnsi="Arial"/>
+          <w:sz w:val="20"/>
+          <w:szCs w:val="20"/>
+        </w:rPr>
+        <w:t xml:space="preserve">Beginner:  Create a class with a @property that returns the square of an internal value.</w:t>
+      </w:r>
+    </w:p>
+    <w:p>
+      <w:pPr>
+        <w:spacing w:after="80"/>
+      </w:pPr>
+      <w:r>
+        <w:rPr>
+          <w:rFonts w:ascii="Arial" w:cs="Arial" w:eastAsia="Arial" w:hAnsi="Arial"/>
+          <w:b/>
+          <w:bCs/>
+          <w:sz w:val="20"/>
+          <w:szCs w:val="20"/>
+        </w:rPr>
+        <w:t xml:space="preserve">Problem 2: </w:t>
+      </w:r>
+      <w:r>
+        <w:rPr>
+          <w:rFonts w:ascii="Arial" w:cs="Arial" w:eastAsia="Arial" w:hAnsi="Arial"/>
+          <w:sz w:val="20"/>
+          <w:szCs w:val="20"/>
+        </w:rPr>
+        <w:t xml:space="preserve">Intermediate:  Create a class with @property, @staticmethod, and @classmethod, each serving a different purpose.</w:t>
+      </w:r>
+    </w:p>
+    <w:p>
+      <w:pPr>
+        <w:spacing w:after="80"/>
+      </w:pPr>
+      <w:r>
+        <w:rPr>
+          <w:rFonts w:ascii="Arial" w:cs="Arial" w:eastAsia="Arial" w:hAnsi="Arial"/>
+          <w:b/>
+          <w:bCs/>
+          <w:sz w:val="20"/>
+          <w:szCs w:val="20"/>
+        </w:rPr>
+        <w:t xml:space="preserve">Problem 3: </w:t>
+      </w:r>
+      <w:r>
+        <w:rPr>
+          <w:rFonts w:ascii="Arial" w:cs="Arial" w:eastAsia="Arial" w:hAnsi="Arial"/>
+          <w:sz w:val="20"/>
+          <w:szCs w:val="20"/>
+        </w:rPr>
+        <w:t xml:space="preserve">Challenge:  Create a class that uses @property with setter to maintain invariants (like keeping total money constant when transferring between accounts).</w:t>
+      </w:r>
     </w:p>
     <w:p>
       <w:pPr>
